--- a/lessons/8-4/downloads/reveal/teacher/8.4-exit-tickets.docx
+++ b/lessons/8-4/downloads/reveal/teacher/8.4-exit-tickets.docx
@@ -4,6 +4,7 @@
   <w:body>
     <w:p>
       <w:pPr>
+        <w:pStyle w:val="Heading1"/>
         <w:tabs>
           <w:tab w:val="left" w:pos="5200"/>
           <w:tab w:val="right" w:leader="underscore" w:pos="9504"/>
@@ -34,7 +35,7 @@
         <w:rPr>
           <w:rFonts w:ascii="Avenir Next" w:hAnsi="Avenir Next" w:cs="Avenir Next" w:eastAsia="Avenir Next"/>
           <w:color w:val="1A1A1A"/>
-          <w:sz w:val="18"/>
+          <w:sz w:val="22"/>
           <w:szCs w:val="18"/>
         </w:rPr>
         <w:t xml:space="preserve">Name</w:t>
@@ -119,25 +120,25 @@
                 <w:rFonts w:ascii="Avenir Next" w:hAnsi="Avenir Next" w:cs="Avenir Next" w:eastAsia="Avenir Next"/>
                 <w:b/>
                 <w:color w:val="1A1A1A"/>
+                <w:sz w:val="22"/>
+                <w:szCs w:val="20"/>
+              </w:rPr>
+              <w:t xml:space="preserve">1.</w:t>
+            </w:r>
+            <w:r>
+              <w:rPr>
+                <w:rFonts w:ascii="Avenir Next" w:hAnsi="Avenir Next" w:cs="Avenir Next" w:eastAsia="Avenir Next"/>
+                <w:color w:val="1A1A1A"/>
                 <w:sz w:val="20"/>
                 <w:szCs w:val="20"/>
               </w:rPr>
-              <w:t xml:space="preserve">1.</w:t>
-            </w:r>
-            <w:r>
-              <w:rPr>
-                <w:rFonts w:ascii="Avenir Next" w:hAnsi="Avenir Next" w:cs="Avenir Next" w:eastAsia="Avenir Next"/>
-                <w:color w:val="1A1A1A"/>
-                <w:sz w:val="20"/>
-                <w:szCs w:val="20"/>
-              </w:rPr>
               <w:tab/>
             </w:r>
             <w:r>
               <w:rPr>
                 <w:rFonts w:ascii="Avenir Next" w:hAnsi="Avenir Next" w:cs="Avenir Next" w:eastAsia="Avenir Next"/>
                 <w:color w:val="1A1A1A"/>
-                <w:sz w:val="20"/>
+                <w:sz w:val="22"/>
                 <w:szCs w:val="20"/>
               </w:rPr>
               <w:t xml:space="preserve">Write an inequality for each phrase. Use </w:t>
@@ -147,7 +148,7 @@
                 <w:rFonts w:ascii="Avenir Next" w:hAnsi="Avenir Next" w:cs="Avenir Next" w:eastAsia="Avenir Next"/>
                 <w:i/>
                 <w:color w:val="1A1A1A"/>
-                <w:sz w:val="20"/>
+                <w:sz w:val="22"/>
                 <w:szCs w:val="20"/>
               </w:rPr>
               <w:t xml:space="preserve">x</w:t>
@@ -156,7 +157,7 @@
               <w:rPr>
                 <w:rFonts w:ascii="Avenir Next" w:hAnsi="Avenir Next" w:cs="Avenir Next" w:eastAsia="Avenir Next"/>
                 <w:color w:val="1A1A1A"/>
-                <w:sz w:val="20"/>
+                <w:sz w:val="22"/>
                 <w:szCs w:val="20"/>
               </w:rPr>
               <w:t xml:space="preserve">.</w:t>
@@ -211,25 +212,25 @@
                       <w:rFonts w:ascii="Avenir Next" w:hAnsi="Avenir Next" w:cs="Avenir Next" w:eastAsia="Avenir Next"/>
                       <w:b/>
                       <w:color w:val="003A70"/>
+                      <w:sz w:val="22"/>
+                      <w:szCs w:val="20"/>
+                    </w:rPr>
+                    <w:t xml:space="preserve">a.</w:t>
+                  </w:r>
+                  <w:r>
+                    <w:rPr>
+                      <w:rFonts w:ascii="Avenir Next" w:hAnsi="Avenir Next" w:cs="Avenir Next" w:eastAsia="Avenir Next"/>
+                      <w:color w:val="1A1A1A"/>
                       <w:sz w:val="20"/>
                       <w:szCs w:val="20"/>
                     </w:rPr>
-                    <w:t xml:space="preserve">a.</w:t>
-                  </w:r>
-                  <w:r>
-                    <w:rPr>
-                      <w:rFonts w:ascii="Avenir Next" w:hAnsi="Avenir Next" w:cs="Avenir Next" w:eastAsia="Avenir Next"/>
-                      <w:color w:val="1A1A1A"/>
-                      <w:sz w:val="20"/>
-                      <w:szCs w:val="20"/>
-                    </w:rPr>
                     <w:tab/>
                   </w:r>
                   <w:r>
                     <w:rPr>
                       <w:rFonts w:ascii="Avenir Next" w:hAnsi="Avenir Next" w:cs="Avenir Next" w:eastAsia="Avenir Next"/>
                       <w:color w:val="1A1A1A"/>
-                      <w:sz w:val="20"/>
+                      <w:sz w:val="22"/>
                       <w:szCs w:val="20"/>
                     </w:rPr>
                     <w:t xml:space="preserve">at most 40</w:t>
@@ -273,25 +274,25 @@
                       <w:rFonts w:ascii="Avenir Next" w:hAnsi="Avenir Next" w:cs="Avenir Next" w:eastAsia="Avenir Next"/>
                       <w:b/>
                       <w:color w:val="003A70"/>
+                      <w:sz w:val="22"/>
+                      <w:szCs w:val="20"/>
+                    </w:rPr>
+                    <w:t xml:space="preserve">b.</w:t>
+                  </w:r>
+                  <w:r>
+                    <w:rPr>
+                      <w:rFonts w:ascii="Avenir Next" w:hAnsi="Avenir Next" w:cs="Avenir Next" w:eastAsia="Avenir Next"/>
+                      <w:color w:val="1A1A1A"/>
                       <w:sz w:val="20"/>
                       <w:szCs w:val="20"/>
                     </w:rPr>
-                    <w:t xml:space="preserve">b.</w:t>
-                  </w:r>
-                  <w:r>
-                    <w:rPr>
-                      <w:rFonts w:ascii="Avenir Next" w:hAnsi="Avenir Next" w:cs="Avenir Next" w:eastAsia="Avenir Next"/>
-                      <w:color w:val="1A1A1A"/>
-                      <w:sz w:val="20"/>
-                      <w:szCs w:val="20"/>
-                    </w:rPr>
                     <w:tab/>
                   </w:r>
                   <w:r>
                     <w:rPr>
                       <w:rFonts w:ascii="Avenir Next" w:hAnsi="Avenir Next" w:cs="Avenir Next" w:eastAsia="Avenir Next"/>
                       <w:color w:val="1A1A1A"/>
-                      <w:sz w:val="20"/>
+                      <w:sz w:val="22"/>
                       <w:szCs w:val="20"/>
                     </w:rPr>
                     <w:t xml:space="preserve">more than 6</w:t>
@@ -384,25 +385,25 @@
                 <w:rFonts w:ascii="Avenir Next" w:hAnsi="Avenir Next" w:cs="Avenir Next" w:eastAsia="Avenir Next"/>
                 <w:b/>
                 <w:color w:val="1A1A1A"/>
+                <w:sz w:val="22"/>
+                <w:szCs w:val="20"/>
+              </w:rPr>
+              <w:t xml:space="preserve">2.</w:t>
+            </w:r>
+            <w:r>
+              <w:rPr>
+                <w:rFonts w:ascii="Avenir Next" w:hAnsi="Avenir Next" w:cs="Avenir Next" w:eastAsia="Avenir Next"/>
+                <w:color w:val="1A1A1A"/>
                 <w:sz w:val="20"/>
                 <w:szCs w:val="20"/>
               </w:rPr>
-              <w:t xml:space="preserve">2.</w:t>
-            </w:r>
-            <w:r>
-              <w:rPr>
-                <w:rFonts w:ascii="Avenir Next" w:hAnsi="Avenir Next" w:cs="Avenir Next" w:eastAsia="Avenir Next"/>
-                <w:color w:val="1A1A1A"/>
-                <w:sz w:val="20"/>
-                <w:szCs w:val="20"/>
-              </w:rPr>
               <w:tab/>
             </w:r>
             <w:r>
               <w:rPr>
                 <w:rFonts w:ascii="Avenir Next" w:hAnsi="Avenir Next" w:cs="Avenir Next" w:eastAsia="Avenir Next"/>
                 <w:color w:val="1A1A1A"/>
-                <w:sz w:val="20"/>
+                <w:sz w:val="22"/>
                 <w:szCs w:val="20"/>
               </w:rPr>
               <w:t xml:space="preserve">A class wins a prize when it collects more than 300 cans. Write an inequality for </w:t>
@@ -412,7 +413,7 @@
                 <w:rFonts w:ascii="Avenir Next" w:hAnsi="Avenir Next" w:cs="Avenir Next" w:eastAsia="Avenir Next"/>
                 <w:i/>
                 <w:color w:val="1A1A1A"/>
-                <w:sz w:val="20"/>
+                <w:sz w:val="22"/>
                 <w:szCs w:val="20"/>
               </w:rPr>
               <w:t xml:space="preserve">c</w:t>
@@ -421,7 +422,7 @@
               <w:rPr>
                 <w:rFonts w:ascii="Avenir Next" w:hAnsi="Avenir Next" w:cs="Avenir Next" w:eastAsia="Avenir Next"/>
                 <w:color w:val="1A1A1A"/>
-                <w:sz w:val="20"/>
+                <w:sz w:val="22"/>
                 <w:szCs w:val="20"/>
               </w:rPr>
               <w:t xml:space="preserve">. Is 300 a solution?</w:t>
@@ -498,7 +499,7 @@
                 <w:rFonts w:ascii="Avenir Next" w:hAnsi="Avenir Next" w:cs="Avenir Next" w:eastAsia="Avenir Next"/>
                 <w:b/>
                 <w:color w:val="1A1A1A"/>
-                <w:sz w:val="18"/>
+                <w:sz w:val="22"/>
                 <w:szCs w:val="18"/>
               </w:rPr>
               <w:t xml:space="preserve">Answer</w:t>
@@ -573,25 +574,25 @@
                 <w:rFonts w:ascii="Avenir Next" w:hAnsi="Avenir Next" w:cs="Avenir Next" w:eastAsia="Avenir Next"/>
                 <w:b/>
                 <w:color w:val="1A1A1A"/>
+                <w:sz w:val="22"/>
+                <w:szCs w:val="20"/>
+              </w:rPr>
+              <w:t xml:space="preserve">3.</w:t>
+            </w:r>
+            <w:r>
+              <w:rPr>
+                <w:rFonts w:ascii="Avenir Next" w:hAnsi="Avenir Next" w:cs="Avenir Next" w:eastAsia="Avenir Next"/>
+                <w:color w:val="1A1A1A"/>
                 <w:sz w:val="20"/>
                 <w:szCs w:val="20"/>
               </w:rPr>
-              <w:t xml:space="preserve">3.</w:t>
-            </w:r>
-            <w:r>
-              <w:rPr>
-                <w:rFonts w:ascii="Avenir Next" w:hAnsi="Avenir Next" w:cs="Avenir Next" w:eastAsia="Avenir Next"/>
-                <w:color w:val="1A1A1A"/>
-                <w:sz w:val="20"/>
-                <w:szCs w:val="20"/>
-              </w:rPr>
               <w:tab/>
             </w:r>
             <w:r>
               <w:rPr>
                 <w:rFonts w:ascii="Avenir Next" w:hAnsi="Avenir Next" w:cs="Avenir Next" w:eastAsia="Avenir Next"/>
                 <w:color w:val="1A1A1A"/>
-                <w:sz w:val="20"/>
+                <w:sz w:val="22"/>
                 <w:szCs w:val="20"/>
               </w:rPr>
               <w:t xml:space="preserve">Which phrase means ≥?</w:t>
@@ -647,25 +648,25 @@
                       <w:rFonts w:ascii="Avenir Next" w:hAnsi="Avenir Next" w:cs="Avenir Next" w:eastAsia="Avenir Next"/>
                       <w:b/>
                       <w:color w:val="003A70"/>
+                      <w:sz w:val="22"/>
+                      <w:szCs w:val="19"/>
+                    </w:rPr>
+                    <w:t xml:space="preserve">A</w:t>
+                  </w:r>
+                  <w:r>
+                    <w:rPr>
+                      <w:rFonts w:ascii="Avenir Next" w:hAnsi="Avenir Next" w:cs="Avenir Next" w:eastAsia="Avenir Next"/>
+                      <w:color w:val="1A1A1A"/>
                       <w:sz w:val="19"/>
                       <w:szCs w:val="19"/>
                     </w:rPr>
-                    <w:t xml:space="preserve">A</w:t>
-                  </w:r>
-                  <w:r>
-                    <w:rPr>
-                      <w:rFonts w:ascii="Avenir Next" w:hAnsi="Avenir Next" w:cs="Avenir Next" w:eastAsia="Avenir Next"/>
-                      <w:color w:val="1A1A1A"/>
-                      <w:sz w:val="19"/>
-                      <w:szCs w:val="19"/>
-                    </w:rPr>
                     <w:tab/>
                   </w:r>
                   <w:r>
                     <w:rPr>
                       <w:rFonts w:ascii="Avenir Next" w:hAnsi="Avenir Next" w:cs="Avenir Next" w:eastAsia="Avenir Next"/>
                       <w:color w:val="1A1A1A"/>
-                      <w:sz w:val="19"/>
+                      <w:sz w:val="22"/>
                       <w:szCs w:val="19"/>
                     </w:rPr>
                     <w:t xml:space="preserve">at most</w:t>
@@ -690,25 +691,25 @@
                       <w:rFonts w:ascii="Avenir Next" w:hAnsi="Avenir Next" w:cs="Avenir Next" w:eastAsia="Avenir Next"/>
                       <w:b/>
                       <w:color w:val="003A70"/>
+                      <w:sz w:val="22"/>
+                      <w:szCs w:val="19"/>
+                    </w:rPr>
+                    <w:t xml:space="preserve">B</w:t>
+                  </w:r>
+                  <w:r>
+                    <w:rPr>
+                      <w:rFonts w:ascii="Avenir Next" w:hAnsi="Avenir Next" w:cs="Avenir Next" w:eastAsia="Avenir Next"/>
+                      <w:color w:val="1A1A1A"/>
                       <w:sz w:val="19"/>
                       <w:szCs w:val="19"/>
                     </w:rPr>
-                    <w:t xml:space="preserve">B</w:t>
-                  </w:r>
-                  <w:r>
-                    <w:rPr>
-                      <w:rFonts w:ascii="Avenir Next" w:hAnsi="Avenir Next" w:cs="Avenir Next" w:eastAsia="Avenir Next"/>
-                      <w:color w:val="1A1A1A"/>
-                      <w:sz w:val="19"/>
-                      <w:szCs w:val="19"/>
-                    </w:rPr>
                     <w:tab/>
                   </w:r>
                   <w:r>
                     <w:rPr>
                       <w:rFonts w:ascii="Avenir Next" w:hAnsi="Avenir Next" w:cs="Avenir Next" w:eastAsia="Avenir Next"/>
                       <w:color w:val="1A1A1A"/>
-                      <w:sz w:val="19"/>
+                      <w:sz w:val="22"/>
                       <w:szCs w:val="19"/>
                     </w:rPr>
                     <w:t xml:space="preserve">less than</w:t>
@@ -733,25 +734,25 @@
                       <w:rFonts w:ascii="Avenir Next" w:hAnsi="Avenir Next" w:cs="Avenir Next" w:eastAsia="Avenir Next"/>
                       <w:b/>
                       <w:color w:val="003A70"/>
+                      <w:sz w:val="22"/>
+                      <w:szCs w:val="19"/>
+                    </w:rPr>
+                    <w:t xml:space="preserve">C</w:t>
+                  </w:r>
+                  <w:r>
+                    <w:rPr>
+                      <w:rFonts w:ascii="Avenir Next" w:hAnsi="Avenir Next" w:cs="Avenir Next" w:eastAsia="Avenir Next"/>
+                      <w:color w:val="1A1A1A"/>
                       <w:sz w:val="19"/>
                       <w:szCs w:val="19"/>
                     </w:rPr>
-                    <w:t xml:space="preserve">C</w:t>
-                  </w:r>
-                  <w:r>
-                    <w:rPr>
-                      <w:rFonts w:ascii="Avenir Next" w:hAnsi="Avenir Next" w:cs="Avenir Next" w:eastAsia="Avenir Next"/>
-                      <w:color w:val="1A1A1A"/>
-                      <w:sz w:val="19"/>
-                      <w:szCs w:val="19"/>
-                    </w:rPr>
                     <w:tab/>
                   </w:r>
                   <w:r>
                     <w:rPr>
                       <w:rFonts w:ascii="Avenir Next" w:hAnsi="Avenir Next" w:cs="Avenir Next" w:eastAsia="Avenir Next"/>
                       <w:color w:val="1A1A1A"/>
-                      <w:sz w:val="19"/>
+                      <w:sz w:val="22"/>
                       <w:szCs w:val="19"/>
                     </w:rPr>
                     <w:t xml:space="preserve">at least</w:t>
@@ -776,25 +777,25 @@
                       <w:rFonts w:ascii="Avenir Next" w:hAnsi="Avenir Next" w:cs="Avenir Next" w:eastAsia="Avenir Next"/>
                       <w:b/>
                       <w:color w:val="003A70"/>
+                      <w:sz w:val="22"/>
+                      <w:szCs w:val="19"/>
+                    </w:rPr>
+                    <w:t xml:space="preserve">D</w:t>
+                  </w:r>
+                  <w:r>
+                    <w:rPr>
+                      <w:rFonts w:ascii="Avenir Next" w:hAnsi="Avenir Next" w:cs="Avenir Next" w:eastAsia="Avenir Next"/>
+                      <w:color w:val="1A1A1A"/>
                       <w:sz w:val="19"/>
                       <w:szCs w:val="19"/>
                     </w:rPr>
-                    <w:t xml:space="preserve">D</w:t>
-                  </w:r>
-                  <w:r>
-                    <w:rPr>
-                      <w:rFonts w:ascii="Avenir Next" w:hAnsi="Avenir Next" w:cs="Avenir Next" w:eastAsia="Avenir Next"/>
-                      <w:color w:val="1A1A1A"/>
-                      <w:sz w:val="19"/>
-                      <w:szCs w:val="19"/>
-                    </w:rPr>
                     <w:tab/>
                   </w:r>
                   <w:r>
                     <w:rPr>
                       <w:rFonts w:ascii="Avenir Next" w:hAnsi="Avenir Next" w:cs="Avenir Next" w:eastAsia="Avenir Next"/>
                       <w:color w:val="1A1A1A"/>
-                      <w:sz w:val="19"/>
+                      <w:sz w:val="22"/>
                       <w:szCs w:val="19"/>
                     </w:rPr>
                     <w:t xml:space="preserve">more than</w:t>
@@ -844,7 +845,7 @@
         <w:rPr>
           <w:rFonts w:ascii="Avenir Next" w:hAnsi="Avenir Next" w:cs="Avenir Next" w:eastAsia="Avenir Next"/>
           <w:color w:val="1A1A1A"/>
-          <w:sz w:val="17"/>
+          <w:sz w:val="22"/>
           <w:szCs w:val="17"/>
         </w:rPr>
         <w:t xml:space="preserve">  I got it</w:t>
@@ -862,7 +863,7 @@
         <w:rPr>
           <w:rFonts w:ascii="Avenir Next" w:hAnsi="Avenir Next" w:cs="Avenir Next" w:eastAsia="Avenir Next"/>
           <w:color w:val="1A1A1A"/>
-          <w:sz w:val="17"/>
+          <w:sz w:val="22"/>
           <w:szCs w:val="17"/>
         </w:rPr>
         <w:t xml:space="preserve">  Almost</w:t>
@@ -880,7 +881,7 @@
         <w:rPr>
           <w:rFonts w:ascii="Avenir Next" w:hAnsi="Avenir Next" w:cs="Avenir Next" w:eastAsia="Avenir Next"/>
           <w:color w:val="1A1A1A"/>
-          <w:sz w:val="17"/>
+          <w:sz w:val="22"/>
           <w:szCs w:val="17"/>
         </w:rPr>
         <w:t xml:space="preserve">  I need help</w:t>
@@ -937,7 +938,7 @@
         <w:rPr>
           <w:rFonts w:ascii="Avenir Next" w:hAnsi="Avenir Next" w:cs="Avenir Next" w:eastAsia="Avenir Next"/>
           <w:color w:val="1A1A1A"/>
-          <w:sz w:val="18"/>
+          <w:sz w:val="22"/>
           <w:szCs w:val="18"/>
         </w:rPr>
         <w:t xml:space="preserve">Name</w:t>
@@ -1022,25 +1023,25 @@
                 <w:rFonts w:ascii="Avenir Next" w:hAnsi="Avenir Next" w:cs="Avenir Next" w:eastAsia="Avenir Next"/>
                 <w:b/>
                 <w:color w:val="1A1A1A"/>
+                <w:sz w:val="22"/>
+                <w:szCs w:val="20"/>
+              </w:rPr>
+              <w:t xml:space="preserve">1.</w:t>
+            </w:r>
+            <w:r>
+              <w:rPr>
+                <w:rFonts w:ascii="Avenir Next" w:hAnsi="Avenir Next" w:cs="Avenir Next" w:eastAsia="Avenir Next"/>
+                <w:color w:val="1A1A1A"/>
                 <w:sz w:val="20"/>
                 <w:szCs w:val="20"/>
               </w:rPr>
-              <w:t xml:space="preserve">1.</w:t>
-            </w:r>
-            <w:r>
-              <w:rPr>
-                <w:rFonts w:ascii="Avenir Next" w:hAnsi="Avenir Next" w:cs="Avenir Next" w:eastAsia="Avenir Next"/>
-                <w:color w:val="1A1A1A"/>
-                <w:sz w:val="20"/>
-                <w:szCs w:val="20"/>
-              </w:rPr>
               <w:tab/>
             </w:r>
             <w:r>
               <w:rPr>
                 <w:rFonts w:ascii="Avenir Next" w:hAnsi="Avenir Next" w:cs="Avenir Next" w:eastAsia="Avenir Next"/>
                 <w:color w:val="1A1A1A"/>
-                <w:sz w:val="20"/>
+                <w:sz w:val="22"/>
                 <w:szCs w:val="20"/>
               </w:rPr>
               <w:t xml:space="preserve">Write an inequality for each phrase. Use </w:t>
@@ -1050,7 +1051,7 @@
                 <w:rFonts w:ascii="Avenir Next" w:hAnsi="Avenir Next" w:cs="Avenir Next" w:eastAsia="Avenir Next"/>
                 <w:i/>
                 <w:color w:val="1A1A1A"/>
-                <w:sz w:val="20"/>
+                <w:sz w:val="22"/>
                 <w:szCs w:val="20"/>
               </w:rPr>
               <w:t xml:space="preserve">x</w:t>
@@ -1059,7 +1060,7 @@
               <w:rPr>
                 <w:rFonts w:ascii="Avenir Next" w:hAnsi="Avenir Next" w:cs="Avenir Next" w:eastAsia="Avenir Next"/>
                 <w:color w:val="1A1A1A"/>
-                <w:sz w:val="20"/>
+                <w:sz w:val="22"/>
                 <w:szCs w:val="20"/>
               </w:rPr>
               <w:t xml:space="preserve">.</w:t>
@@ -1114,25 +1115,25 @@
                       <w:rFonts w:ascii="Avenir Next" w:hAnsi="Avenir Next" w:cs="Avenir Next" w:eastAsia="Avenir Next"/>
                       <w:b/>
                       <w:color w:val="003A70"/>
+                      <w:sz w:val="22"/>
+                      <w:szCs w:val="20"/>
+                    </w:rPr>
+                    <w:t xml:space="preserve">a.</w:t>
+                  </w:r>
+                  <w:r>
+                    <w:rPr>
+                      <w:rFonts w:ascii="Avenir Next" w:hAnsi="Avenir Next" w:cs="Avenir Next" w:eastAsia="Avenir Next"/>
+                      <w:color w:val="1A1A1A"/>
                       <w:sz w:val="20"/>
                       <w:szCs w:val="20"/>
                     </w:rPr>
-                    <w:t xml:space="preserve">a.</w:t>
-                  </w:r>
-                  <w:r>
-                    <w:rPr>
-                      <w:rFonts w:ascii="Avenir Next" w:hAnsi="Avenir Next" w:cs="Avenir Next" w:eastAsia="Avenir Next"/>
-                      <w:color w:val="1A1A1A"/>
-                      <w:sz w:val="20"/>
-                      <w:szCs w:val="20"/>
-                    </w:rPr>
                     <w:tab/>
                   </w:r>
                   <w:r>
                     <w:rPr>
                       <w:rFonts w:ascii="Avenir Next" w:hAnsi="Avenir Next" w:cs="Avenir Next" w:eastAsia="Avenir Next"/>
                       <w:color w:val="1A1A1A"/>
-                      <w:sz w:val="20"/>
+                      <w:sz w:val="22"/>
                       <w:szCs w:val="20"/>
                     </w:rPr>
                     <w:t xml:space="preserve">at most 40</w:t>
@@ -1176,25 +1177,25 @@
                       <w:rFonts w:ascii="Avenir Next" w:hAnsi="Avenir Next" w:cs="Avenir Next" w:eastAsia="Avenir Next"/>
                       <w:b/>
                       <w:color w:val="003A70"/>
+                      <w:sz w:val="22"/>
+                      <w:szCs w:val="20"/>
+                    </w:rPr>
+                    <w:t xml:space="preserve">b.</w:t>
+                  </w:r>
+                  <w:r>
+                    <w:rPr>
+                      <w:rFonts w:ascii="Avenir Next" w:hAnsi="Avenir Next" w:cs="Avenir Next" w:eastAsia="Avenir Next"/>
+                      <w:color w:val="1A1A1A"/>
                       <w:sz w:val="20"/>
                       <w:szCs w:val="20"/>
                     </w:rPr>
-                    <w:t xml:space="preserve">b.</w:t>
-                  </w:r>
-                  <w:r>
-                    <w:rPr>
-                      <w:rFonts w:ascii="Avenir Next" w:hAnsi="Avenir Next" w:cs="Avenir Next" w:eastAsia="Avenir Next"/>
-                      <w:color w:val="1A1A1A"/>
-                      <w:sz w:val="20"/>
-                      <w:szCs w:val="20"/>
-                    </w:rPr>
                     <w:tab/>
                   </w:r>
                   <w:r>
                     <w:rPr>
                       <w:rFonts w:ascii="Avenir Next" w:hAnsi="Avenir Next" w:cs="Avenir Next" w:eastAsia="Avenir Next"/>
                       <w:color w:val="1A1A1A"/>
-                      <w:sz w:val="20"/>
+                      <w:sz w:val="22"/>
                       <w:szCs w:val="20"/>
                     </w:rPr>
                     <w:t xml:space="preserve">more than 6</w:t>
@@ -1287,25 +1288,25 @@
                 <w:rFonts w:ascii="Avenir Next" w:hAnsi="Avenir Next" w:cs="Avenir Next" w:eastAsia="Avenir Next"/>
                 <w:b/>
                 <w:color w:val="1A1A1A"/>
+                <w:sz w:val="22"/>
+                <w:szCs w:val="20"/>
+              </w:rPr>
+              <w:t xml:space="preserve">2.</w:t>
+            </w:r>
+            <w:r>
+              <w:rPr>
+                <w:rFonts w:ascii="Avenir Next" w:hAnsi="Avenir Next" w:cs="Avenir Next" w:eastAsia="Avenir Next"/>
+                <w:color w:val="1A1A1A"/>
                 <w:sz w:val="20"/>
                 <w:szCs w:val="20"/>
               </w:rPr>
-              <w:t xml:space="preserve">2.</w:t>
-            </w:r>
-            <w:r>
-              <w:rPr>
-                <w:rFonts w:ascii="Avenir Next" w:hAnsi="Avenir Next" w:cs="Avenir Next" w:eastAsia="Avenir Next"/>
-                <w:color w:val="1A1A1A"/>
-                <w:sz w:val="20"/>
-                <w:szCs w:val="20"/>
-              </w:rPr>
               <w:tab/>
             </w:r>
             <w:r>
               <w:rPr>
                 <w:rFonts w:ascii="Avenir Next" w:hAnsi="Avenir Next" w:cs="Avenir Next" w:eastAsia="Avenir Next"/>
                 <w:color w:val="1A1A1A"/>
-                <w:sz w:val="20"/>
+                <w:sz w:val="22"/>
                 <w:szCs w:val="20"/>
               </w:rPr>
               <w:t xml:space="preserve">A class wins a prize when it collects more than 300 cans. Write an inequality for </w:t>
@@ -1315,7 +1316,7 @@
                 <w:rFonts w:ascii="Avenir Next" w:hAnsi="Avenir Next" w:cs="Avenir Next" w:eastAsia="Avenir Next"/>
                 <w:i/>
                 <w:color w:val="1A1A1A"/>
-                <w:sz w:val="20"/>
+                <w:sz w:val="22"/>
                 <w:szCs w:val="20"/>
               </w:rPr>
               <w:t xml:space="preserve">c</w:t>
@@ -1324,7 +1325,7 @@
               <w:rPr>
                 <w:rFonts w:ascii="Avenir Next" w:hAnsi="Avenir Next" w:cs="Avenir Next" w:eastAsia="Avenir Next"/>
                 <w:color w:val="1A1A1A"/>
-                <w:sz w:val="20"/>
+                <w:sz w:val="22"/>
                 <w:szCs w:val="20"/>
               </w:rPr>
               <w:t xml:space="preserve">. Is 300 a solution?</w:t>
@@ -1401,7 +1402,7 @@
                 <w:rFonts w:ascii="Avenir Next" w:hAnsi="Avenir Next" w:cs="Avenir Next" w:eastAsia="Avenir Next"/>
                 <w:b/>
                 <w:color w:val="1A1A1A"/>
-                <w:sz w:val="18"/>
+                <w:sz w:val="22"/>
                 <w:szCs w:val="18"/>
               </w:rPr>
               <w:t xml:space="preserve">Answer</w:t>
@@ -1476,25 +1477,25 @@
                 <w:rFonts w:ascii="Avenir Next" w:hAnsi="Avenir Next" w:cs="Avenir Next" w:eastAsia="Avenir Next"/>
                 <w:b/>
                 <w:color w:val="1A1A1A"/>
+                <w:sz w:val="22"/>
+                <w:szCs w:val="20"/>
+              </w:rPr>
+              <w:t xml:space="preserve">3.</w:t>
+            </w:r>
+            <w:r>
+              <w:rPr>
+                <w:rFonts w:ascii="Avenir Next" w:hAnsi="Avenir Next" w:cs="Avenir Next" w:eastAsia="Avenir Next"/>
+                <w:color w:val="1A1A1A"/>
                 <w:sz w:val="20"/>
                 <w:szCs w:val="20"/>
               </w:rPr>
-              <w:t xml:space="preserve">3.</w:t>
-            </w:r>
-            <w:r>
-              <w:rPr>
-                <w:rFonts w:ascii="Avenir Next" w:hAnsi="Avenir Next" w:cs="Avenir Next" w:eastAsia="Avenir Next"/>
-                <w:color w:val="1A1A1A"/>
-                <w:sz w:val="20"/>
-                <w:szCs w:val="20"/>
-              </w:rPr>
               <w:tab/>
             </w:r>
             <w:r>
               <w:rPr>
                 <w:rFonts w:ascii="Avenir Next" w:hAnsi="Avenir Next" w:cs="Avenir Next" w:eastAsia="Avenir Next"/>
                 <w:color w:val="1A1A1A"/>
-                <w:sz w:val="20"/>
+                <w:sz w:val="22"/>
                 <w:szCs w:val="20"/>
               </w:rPr>
               <w:t xml:space="preserve">Which phrase means ≥?</w:t>
@@ -1550,25 +1551,25 @@
                       <w:rFonts w:ascii="Avenir Next" w:hAnsi="Avenir Next" w:cs="Avenir Next" w:eastAsia="Avenir Next"/>
                       <w:b/>
                       <w:color w:val="003A70"/>
+                      <w:sz w:val="22"/>
+                      <w:szCs w:val="19"/>
+                    </w:rPr>
+                    <w:t xml:space="preserve">A</w:t>
+                  </w:r>
+                  <w:r>
+                    <w:rPr>
+                      <w:rFonts w:ascii="Avenir Next" w:hAnsi="Avenir Next" w:cs="Avenir Next" w:eastAsia="Avenir Next"/>
+                      <w:color w:val="1A1A1A"/>
                       <w:sz w:val="19"/>
                       <w:szCs w:val="19"/>
                     </w:rPr>
-                    <w:t xml:space="preserve">A</w:t>
-                  </w:r>
-                  <w:r>
-                    <w:rPr>
-                      <w:rFonts w:ascii="Avenir Next" w:hAnsi="Avenir Next" w:cs="Avenir Next" w:eastAsia="Avenir Next"/>
-                      <w:color w:val="1A1A1A"/>
-                      <w:sz w:val="19"/>
-                      <w:szCs w:val="19"/>
-                    </w:rPr>
                     <w:tab/>
                   </w:r>
                   <w:r>
                     <w:rPr>
                       <w:rFonts w:ascii="Avenir Next" w:hAnsi="Avenir Next" w:cs="Avenir Next" w:eastAsia="Avenir Next"/>
                       <w:color w:val="1A1A1A"/>
-                      <w:sz w:val="19"/>
+                      <w:sz w:val="22"/>
                       <w:szCs w:val="19"/>
                     </w:rPr>
                     <w:t xml:space="preserve">at most</w:t>
@@ -1593,25 +1594,25 @@
                       <w:rFonts w:ascii="Avenir Next" w:hAnsi="Avenir Next" w:cs="Avenir Next" w:eastAsia="Avenir Next"/>
                       <w:b/>
                       <w:color w:val="003A70"/>
+                      <w:sz w:val="22"/>
+                      <w:szCs w:val="19"/>
+                    </w:rPr>
+                    <w:t xml:space="preserve">B</w:t>
+                  </w:r>
+                  <w:r>
+                    <w:rPr>
+                      <w:rFonts w:ascii="Avenir Next" w:hAnsi="Avenir Next" w:cs="Avenir Next" w:eastAsia="Avenir Next"/>
+                      <w:color w:val="1A1A1A"/>
                       <w:sz w:val="19"/>
                       <w:szCs w:val="19"/>
                     </w:rPr>
-                    <w:t xml:space="preserve">B</w:t>
-                  </w:r>
-                  <w:r>
-                    <w:rPr>
-                      <w:rFonts w:ascii="Avenir Next" w:hAnsi="Avenir Next" w:cs="Avenir Next" w:eastAsia="Avenir Next"/>
-                      <w:color w:val="1A1A1A"/>
-                      <w:sz w:val="19"/>
-                      <w:szCs w:val="19"/>
-                    </w:rPr>
                     <w:tab/>
                   </w:r>
                   <w:r>
                     <w:rPr>
                       <w:rFonts w:ascii="Avenir Next" w:hAnsi="Avenir Next" w:cs="Avenir Next" w:eastAsia="Avenir Next"/>
                       <w:color w:val="1A1A1A"/>
-                      <w:sz w:val="19"/>
+                      <w:sz w:val="22"/>
                       <w:szCs w:val="19"/>
                     </w:rPr>
                     <w:t xml:space="preserve">less than</w:t>
@@ -1636,25 +1637,25 @@
                       <w:rFonts w:ascii="Avenir Next" w:hAnsi="Avenir Next" w:cs="Avenir Next" w:eastAsia="Avenir Next"/>
                       <w:b/>
                       <w:color w:val="003A70"/>
+                      <w:sz w:val="22"/>
+                      <w:szCs w:val="19"/>
+                    </w:rPr>
+                    <w:t xml:space="preserve">C</w:t>
+                  </w:r>
+                  <w:r>
+                    <w:rPr>
+                      <w:rFonts w:ascii="Avenir Next" w:hAnsi="Avenir Next" w:cs="Avenir Next" w:eastAsia="Avenir Next"/>
+                      <w:color w:val="1A1A1A"/>
                       <w:sz w:val="19"/>
                       <w:szCs w:val="19"/>
                     </w:rPr>
-                    <w:t xml:space="preserve">C</w:t>
-                  </w:r>
-                  <w:r>
-                    <w:rPr>
-                      <w:rFonts w:ascii="Avenir Next" w:hAnsi="Avenir Next" w:cs="Avenir Next" w:eastAsia="Avenir Next"/>
-                      <w:color w:val="1A1A1A"/>
-                      <w:sz w:val="19"/>
-                      <w:szCs w:val="19"/>
-                    </w:rPr>
                     <w:tab/>
                   </w:r>
                   <w:r>
                     <w:rPr>
                       <w:rFonts w:ascii="Avenir Next" w:hAnsi="Avenir Next" w:cs="Avenir Next" w:eastAsia="Avenir Next"/>
                       <w:color w:val="1A1A1A"/>
-                      <w:sz w:val="19"/>
+                      <w:sz w:val="22"/>
                       <w:szCs w:val="19"/>
                     </w:rPr>
                     <w:t xml:space="preserve">at least</w:t>
@@ -1679,25 +1680,25 @@
                       <w:rFonts w:ascii="Avenir Next" w:hAnsi="Avenir Next" w:cs="Avenir Next" w:eastAsia="Avenir Next"/>
                       <w:b/>
                       <w:color w:val="003A70"/>
+                      <w:sz w:val="22"/>
+                      <w:szCs w:val="19"/>
+                    </w:rPr>
+                    <w:t xml:space="preserve">D</w:t>
+                  </w:r>
+                  <w:r>
+                    <w:rPr>
+                      <w:rFonts w:ascii="Avenir Next" w:hAnsi="Avenir Next" w:cs="Avenir Next" w:eastAsia="Avenir Next"/>
+                      <w:color w:val="1A1A1A"/>
                       <w:sz w:val="19"/>
                       <w:szCs w:val="19"/>
                     </w:rPr>
-                    <w:t xml:space="preserve">D</w:t>
-                  </w:r>
-                  <w:r>
-                    <w:rPr>
-                      <w:rFonts w:ascii="Avenir Next" w:hAnsi="Avenir Next" w:cs="Avenir Next" w:eastAsia="Avenir Next"/>
-                      <w:color w:val="1A1A1A"/>
-                      <w:sz w:val="19"/>
-                      <w:szCs w:val="19"/>
-                    </w:rPr>
                     <w:tab/>
                   </w:r>
                   <w:r>
                     <w:rPr>
                       <w:rFonts w:ascii="Avenir Next" w:hAnsi="Avenir Next" w:cs="Avenir Next" w:eastAsia="Avenir Next"/>
                       <w:color w:val="1A1A1A"/>
-                      <w:sz w:val="19"/>
+                      <w:sz w:val="22"/>
                       <w:szCs w:val="19"/>
                     </w:rPr>
                     <w:t xml:space="preserve">more than</w:t>
@@ -1747,7 +1748,7 @@
         <w:rPr>
           <w:rFonts w:ascii="Avenir Next" w:hAnsi="Avenir Next" w:cs="Avenir Next" w:eastAsia="Avenir Next"/>
           <w:color w:val="1A1A1A"/>
-          <w:sz w:val="17"/>
+          <w:sz w:val="22"/>
           <w:szCs w:val="17"/>
         </w:rPr>
         <w:t xml:space="preserve">  I got it</w:t>
@@ -1765,7 +1766,7 @@
         <w:rPr>
           <w:rFonts w:ascii="Avenir Next" w:hAnsi="Avenir Next" w:cs="Avenir Next" w:eastAsia="Avenir Next"/>
           <w:color w:val="1A1A1A"/>
-          <w:sz w:val="17"/>
+          <w:sz w:val="22"/>
           <w:szCs w:val="17"/>
         </w:rPr>
         <w:t xml:space="preserve">  Almost</w:t>
@@ -1783,7 +1784,7 @@
         <w:rPr>
           <w:rFonts w:ascii="Avenir Next" w:hAnsi="Avenir Next" w:cs="Avenir Next" w:eastAsia="Avenir Next"/>
           <w:color w:val="1A1A1A"/>
-          <w:sz w:val="17"/>
+          <w:sz w:val="22"/>
           <w:szCs w:val="17"/>
         </w:rPr>
         <w:t xml:space="preserve">  I need help</w:t>
@@ -1822,7 +1823,7 @@
         <w:rPr>
           <w:rFonts w:ascii="Avenir Next" w:hAnsi="Avenir Next" w:cs="Avenir Next" w:eastAsia="Avenir Next"/>
           <w:color w:val="1A1A1A"/>
-          <w:sz w:val="18"/>
+          <w:sz w:val="22"/>
           <w:szCs w:val="18"/>
         </w:rPr>
         <w:t xml:space="preserve">Name</w:t>
@@ -1907,25 +1908,25 @@
                 <w:rFonts w:ascii="Avenir Next" w:hAnsi="Avenir Next" w:cs="Avenir Next" w:eastAsia="Avenir Next"/>
                 <w:b/>
                 <w:color w:val="1A1A1A"/>
+                <w:sz w:val="22"/>
+                <w:szCs w:val="20"/>
+              </w:rPr>
+              <w:t xml:space="preserve">1.</w:t>
+            </w:r>
+            <w:r>
+              <w:rPr>
+                <w:rFonts w:ascii="Avenir Next" w:hAnsi="Avenir Next" w:cs="Avenir Next" w:eastAsia="Avenir Next"/>
+                <w:color w:val="1A1A1A"/>
                 <w:sz w:val="20"/>
                 <w:szCs w:val="20"/>
               </w:rPr>
-              <w:t xml:space="preserve">1.</w:t>
-            </w:r>
-            <w:r>
-              <w:rPr>
-                <w:rFonts w:ascii="Avenir Next" w:hAnsi="Avenir Next" w:cs="Avenir Next" w:eastAsia="Avenir Next"/>
-                <w:color w:val="1A1A1A"/>
-                <w:sz w:val="20"/>
-                <w:szCs w:val="20"/>
-              </w:rPr>
               <w:tab/>
             </w:r>
             <w:r>
               <w:rPr>
                 <w:rFonts w:ascii="Avenir Next" w:hAnsi="Avenir Next" w:cs="Avenir Next" w:eastAsia="Avenir Next"/>
                 <w:color w:val="1A1A1A"/>
-                <w:sz w:val="20"/>
+                <w:sz w:val="22"/>
                 <w:szCs w:val="20"/>
               </w:rPr>
               <w:t xml:space="preserve">Write the inequality shown. Use </w:t>
@@ -1935,7 +1936,7 @@
                 <w:rFonts w:ascii="Avenir Next" w:hAnsi="Avenir Next" w:cs="Avenir Next" w:eastAsia="Avenir Next"/>
                 <w:i/>
                 <w:color w:val="1A1A1A"/>
-                <w:sz w:val="20"/>
+                <w:sz w:val="22"/>
                 <w:szCs w:val="20"/>
               </w:rPr>
               <w:t xml:space="preserve">x</w:t>
@@ -1944,7 +1945,7 @@
               <w:rPr>
                 <w:rFonts w:ascii="Avenir Next" w:hAnsi="Avenir Next" w:cs="Avenir Next" w:eastAsia="Avenir Next"/>
                 <w:color w:val="1A1A1A"/>
-                <w:sz w:val="20"/>
+                <w:sz w:val="22"/>
                 <w:szCs w:val="20"/>
               </w:rPr>
               <w:t xml:space="preserve">.</w:t>
@@ -1960,7 +1961,7 @@
               <w:drawing>
                 <wp:inline distT="0" distB="0" distL="0" distR="0">
                   <wp:extent cx="4206240" cy="465690"/>
-                  <wp:docPr id="1" name="Figure 1"/>
+                  <wp:docPr id="1" name="Figure 1" descr="Number line from -4 to 4, ticks every 1. Ray: from: 1; dir: left; open: False."/>
                   <a:graphic xmlns:a="http://schemas.openxmlformats.org/drawingml/2006/main">
                     <a:graphicData uri="http://schemas.openxmlformats.org/drawingml/2006/picture">
                       <pic:pic xmlns:pic="http://schemas.openxmlformats.org/drawingml/2006/picture">
@@ -2003,7 +2004,7 @@
                 <w:rFonts w:ascii="Avenir Next" w:hAnsi="Avenir Next" w:cs="Avenir Next" w:eastAsia="Avenir Next"/>
                 <w:b/>
                 <w:color w:val="1A1A1A"/>
-                <w:sz w:val="18"/>
+                <w:sz w:val="22"/>
                 <w:szCs w:val="18"/>
               </w:rPr>
               <w:t xml:space="preserve">Inequality</w:t>
@@ -2078,25 +2079,25 @@
                 <w:rFonts w:ascii="Avenir Next" w:hAnsi="Avenir Next" w:cs="Avenir Next" w:eastAsia="Avenir Next"/>
                 <w:b/>
                 <w:color w:val="1A1A1A"/>
+                <w:sz w:val="22"/>
+                <w:szCs w:val="20"/>
+              </w:rPr>
+              <w:t xml:space="preserve">2.</w:t>
+            </w:r>
+            <w:r>
+              <w:rPr>
+                <w:rFonts w:ascii="Avenir Next" w:hAnsi="Avenir Next" w:cs="Avenir Next" w:eastAsia="Avenir Next"/>
+                <w:color w:val="1A1A1A"/>
                 <w:sz w:val="20"/>
                 <w:szCs w:val="20"/>
               </w:rPr>
-              <w:t xml:space="preserve">2.</w:t>
-            </w:r>
-            <w:r>
-              <w:rPr>
-                <w:rFonts w:ascii="Avenir Next" w:hAnsi="Avenir Next" w:cs="Avenir Next" w:eastAsia="Avenir Next"/>
-                <w:color w:val="1A1A1A"/>
-                <w:sz w:val="20"/>
-                <w:szCs w:val="20"/>
-              </w:rPr>
               <w:tab/>
             </w:r>
             <w:r>
               <w:rPr>
                 <w:rFonts w:ascii="Avenir Next" w:hAnsi="Avenir Next" w:cs="Avenir Next" w:eastAsia="Avenir Next"/>
                 <w:color w:val="1A1A1A"/>
-                <w:sz w:val="20"/>
+                <w:sz w:val="22"/>
                 <w:szCs w:val="20"/>
               </w:rPr>
               <w:t xml:space="preserve">Is each number a solution of </w:t>
@@ -2106,7 +2107,7 @@
                 <w:rFonts w:ascii="Avenir Next" w:hAnsi="Avenir Next" w:cs="Avenir Next" w:eastAsia="Avenir Next"/>
                 <w:i/>
                 <w:color w:val="1A1A1A"/>
-                <w:sz w:val="20"/>
+                <w:sz w:val="22"/>
                 <w:szCs w:val="20"/>
               </w:rPr>
               <w:t xml:space="preserve">x</w:t>
@@ -2115,7 +2116,7 @@
               <w:rPr>
                 <w:rFonts w:ascii="Avenir Next" w:hAnsi="Avenir Next" w:cs="Avenir Next" w:eastAsia="Avenir Next"/>
                 <w:color w:val="1A1A1A"/>
-                <w:sz w:val="20"/>
+                <w:sz w:val="22"/>
                 <w:szCs w:val="20"/>
               </w:rPr>
               <w:t xml:space="preserve"> ≥ −2? Write yes or no.</w:t>
@@ -2170,25 +2171,25 @@
                       <w:rFonts w:ascii="Avenir Next" w:hAnsi="Avenir Next" w:cs="Avenir Next" w:eastAsia="Avenir Next"/>
                       <w:b/>
                       <w:color w:val="003A70"/>
+                      <w:sz w:val="22"/>
+                      <w:szCs w:val="20"/>
+                    </w:rPr>
+                    <w:t xml:space="preserve">a.</w:t>
+                  </w:r>
+                  <w:r>
+                    <w:rPr>
+                      <w:rFonts w:ascii="Avenir Next" w:hAnsi="Avenir Next" w:cs="Avenir Next" w:eastAsia="Avenir Next"/>
+                      <w:color w:val="1A1A1A"/>
                       <w:sz w:val="20"/>
                       <w:szCs w:val="20"/>
                     </w:rPr>
-                    <w:t xml:space="preserve">a.</w:t>
-                  </w:r>
-                  <w:r>
-                    <w:rPr>
-                      <w:rFonts w:ascii="Avenir Next" w:hAnsi="Avenir Next" w:cs="Avenir Next" w:eastAsia="Avenir Next"/>
-                      <w:color w:val="1A1A1A"/>
-                      <w:sz w:val="20"/>
-                      <w:szCs w:val="20"/>
-                    </w:rPr>
                     <w:tab/>
                   </w:r>
                   <w:r>
                     <w:rPr>
                       <w:rFonts w:ascii="Avenir Next" w:hAnsi="Avenir Next" w:cs="Avenir Next" w:eastAsia="Avenir Next"/>
                       <w:color w:val="1A1A1A"/>
-                      <w:sz w:val="20"/>
+                      <w:sz w:val="22"/>
                       <w:szCs w:val="20"/>
                     </w:rPr>
                     <w:t xml:space="preserve">−2</w:t>
@@ -2232,25 +2233,25 @@
                       <w:rFonts w:ascii="Avenir Next" w:hAnsi="Avenir Next" w:cs="Avenir Next" w:eastAsia="Avenir Next"/>
                       <w:b/>
                       <w:color w:val="003A70"/>
+                      <w:sz w:val="22"/>
+                      <w:szCs w:val="20"/>
+                    </w:rPr>
+                    <w:t xml:space="preserve">b.</w:t>
+                  </w:r>
+                  <w:r>
+                    <w:rPr>
+                      <w:rFonts w:ascii="Avenir Next" w:hAnsi="Avenir Next" w:cs="Avenir Next" w:eastAsia="Avenir Next"/>
+                      <w:color w:val="1A1A1A"/>
                       <w:sz w:val="20"/>
                       <w:szCs w:val="20"/>
                     </w:rPr>
-                    <w:t xml:space="preserve">b.</w:t>
-                  </w:r>
-                  <w:r>
-                    <w:rPr>
-                      <w:rFonts w:ascii="Avenir Next" w:hAnsi="Avenir Next" w:cs="Avenir Next" w:eastAsia="Avenir Next"/>
-                      <w:color w:val="1A1A1A"/>
-                      <w:sz w:val="20"/>
-                      <w:szCs w:val="20"/>
-                    </w:rPr>
                     <w:tab/>
                   </w:r>
                   <w:r>
                     <w:rPr>
                       <w:rFonts w:ascii="Avenir Next" w:hAnsi="Avenir Next" w:cs="Avenir Next" w:eastAsia="Avenir Next"/>
                       <w:color w:val="1A1A1A"/>
-                      <w:sz w:val="20"/>
+                      <w:sz w:val="22"/>
                       <w:szCs w:val="20"/>
                     </w:rPr>
                     <w:t xml:space="preserve">−3</w:t>
@@ -2343,25 +2344,25 @@
                 <w:rFonts w:ascii="Avenir Next" w:hAnsi="Avenir Next" w:cs="Avenir Next" w:eastAsia="Avenir Next"/>
                 <w:b/>
                 <w:color w:val="1A1A1A"/>
+                <w:sz w:val="22"/>
+                <w:szCs w:val="20"/>
+              </w:rPr>
+              <w:t xml:space="preserve">3.</w:t>
+            </w:r>
+            <w:r>
+              <w:rPr>
+                <w:rFonts w:ascii="Avenir Next" w:hAnsi="Avenir Next" w:cs="Avenir Next" w:eastAsia="Avenir Next"/>
+                <w:color w:val="1A1A1A"/>
                 <w:sz w:val="20"/>
                 <w:szCs w:val="20"/>
               </w:rPr>
-              <w:t xml:space="preserve">3.</w:t>
-            </w:r>
-            <w:r>
-              <w:rPr>
-                <w:rFonts w:ascii="Avenir Next" w:hAnsi="Avenir Next" w:cs="Avenir Next" w:eastAsia="Avenir Next"/>
-                <w:color w:val="1A1A1A"/>
-                <w:sz w:val="20"/>
-                <w:szCs w:val="20"/>
-              </w:rPr>
               <w:tab/>
             </w:r>
             <w:r>
               <w:rPr>
                 <w:rFonts w:ascii="Avenir Next" w:hAnsi="Avenir Next" w:cs="Avenir Next" w:eastAsia="Avenir Next"/>
                 <w:color w:val="1A1A1A"/>
-                <w:sz w:val="20"/>
+                <w:sz w:val="22"/>
                 <w:szCs w:val="20"/>
               </w:rPr>
               <w:t xml:space="preserve">Which graph shows </w:t>
@@ -2371,7 +2372,7 @@
                 <w:rFonts w:ascii="Avenir Next" w:hAnsi="Avenir Next" w:cs="Avenir Next" w:eastAsia="Avenir Next"/>
                 <w:i/>
                 <w:color w:val="1A1A1A"/>
-                <w:sz w:val="20"/>
+                <w:sz w:val="22"/>
                 <w:szCs w:val="20"/>
               </w:rPr>
               <w:t xml:space="preserve">x</w:t>
@@ -2380,7 +2381,7 @@
               <w:rPr>
                 <w:rFonts w:ascii="Avenir Next" w:hAnsi="Avenir Next" w:cs="Avenir Next" w:eastAsia="Avenir Next"/>
                 <w:color w:val="1A1A1A"/>
-                <w:sz w:val="20"/>
+                <w:sz w:val="22"/>
                 <w:szCs w:val="20"/>
               </w:rPr>
               <w:t xml:space="preserve"> &gt; 3?</w:t>
@@ -2434,25 +2435,25 @@
                       <w:rFonts w:ascii="Avenir Next" w:hAnsi="Avenir Next" w:cs="Avenir Next" w:eastAsia="Avenir Next"/>
                       <w:b/>
                       <w:color w:val="003A70"/>
+                      <w:sz w:val="22"/>
+                      <w:szCs w:val="19"/>
+                    </w:rPr>
+                    <w:t xml:space="preserve">A</w:t>
+                  </w:r>
+                  <w:r>
+                    <w:rPr>
+                      <w:rFonts w:ascii="Avenir Next" w:hAnsi="Avenir Next" w:cs="Avenir Next" w:eastAsia="Avenir Next"/>
+                      <w:color w:val="1A1A1A"/>
                       <w:sz w:val="19"/>
                       <w:szCs w:val="19"/>
                     </w:rPr>
-                    <w:t xml:space="preserve">A</w:t>
-                  </w:r>
-                  <w:r>
-                    <w:rPr>
-                      <w:rFonts w:ascii="Avenir Next" w:hAnsi="Avenir Next" w:cs="Avenir Next" w:eastAsia="Avenir Next"/>
-                      <w:color w:val="1A1A1A"/>
-                      <w:sz w:val="19"/>
-                      <w:szCs w:val="19"/>
-                    </w:rPr>
                     <w:tab/>
                   </w:r>
                   <w:r>
                     <w:rPr>
                       <w:rFonts w:ascii="Avenir Next" w:hAnsi="Avenir Next" w:cs="Avenir Next" w:eastAsia="Avenir Next"/>
                       <w:color w:val="1A1A1A"/>
-                      <w:sz w:val="19"/>
+                      <w:sz w:val="22"/>
                       <w:szCs w:val="19"/>
                     </w:rPr>
                     <w:t xml:space="preserve">open circle at 3, arrow right</w:t>
@@ -2477,25 +2478,25 @@
                       <w:rFonts w:ascii="Avenir Next" w:hAnsi="Avenir Next" w:cs="Avenir Next" w:eastAsia="Avenir Next"/>
                       <w:b/>
                       <w:color w:val="003A70"/>
+                      <w:sz w:val="22"/>
+                      <w:szCs w:val="19"/>
+                    </w:rPr>
+                    <w:t xml:space="preserve">B</w:t>
+                  </w:r>
+                  <w:r>
+                    <w:rPr>
+                      <w:rFonts w:ascii="Avenir Next" w:hAnsi="Avenir Next" w:cs="Avenir Next" w:eastAsia="Avenir Next"/>
+                      <w:color w:val="1A1A1A"/>
                       <w:sz w:val="19"/>
                       <w:szCs w:val="19"/>
                     </w:rPr>
-                    <w:t xml:space="preserve">B</w:t>
-                  </w:r>
-                  <w:r>
-                    <w:rPr>
-                      <w:rFonts w:ascii="Avenir Next" w:hAnsi="Avenir Next" w:cs="Avenir Next" w:eastAsia="Avenir Next"/>
-                      <w:color w:val="1A1A1A"/>
-                      <w:sz w:val="19"/>
-                      <w:szCs w:val="19"/>
-                    </w:rPr>
                     <w:tab/>
                   </w:r>
                   <w:r>
                     <w:rPr>
                       <w:rFonts w:ascii="Avenir Next" w:hAnsi="Avenir Next" w:cs="Avenir Next" w:eastAsia="Avenir Next"/>
                       <w:color w:val="1A1A1A"/>
-                      <w:sz w:val="19"/>
+                      <w:sz w:val="22"/>
                       <w:szCs w:val="19"/>
                     </w:rPr>
                     <w:t xml:space="preserve">closed circle at 3, arrow right</w:t>
@@ -2525,25 +2526,25 @@
                       <w:rFonts w:ascii="Avenir Next" w:hAnsi="Avenir Next" w:cs="Avenir Next" w:eastAsia="Avenir Next"/>
                       <w:b/>
                       <w:color w:val="003A70"/>
+                      <w:sz w:val="22"/>
+                      <w:szCs w:val="19"/>
+                    </w:rPr>
+                    <w:t xml:space="preserve">C</w:t>
+                  </w:r>
+                  <w:r>
+                    <w:rPr>
+                      <w:rFonts w:ascii="Avenir Next" w:hAnsi="Avenir Next" w:cs="Avenir Next" w:eastAsia="Avenir Next"/>
+                      <w:color w:val="1A1A1A"/>
                       <w:sz w:val="19"/>
                       <w:szCs w:val="19"/>
                     </w:rPr>
-                    <w:t xml:space="preserve">C</w:t>
-                  </w:r>
-                  <w:r>
-                    <w:rPr>
-                      <w:rFonts w:ascii="Avenir Next" w:hAnsi="Avenir Next" w:cs="Avenir Next" w:eastAsia="Avenir Next"/>
-                      <w:color w:val="1A1A1A"/>
-                      <w:sz w:val="19"/>
-                      <w:szCs w:val="19"/>
-                    </w:rPr>
                     <w:tab/>
                   </w:r>
                   <w:r>
                     <w:rPr>
                       <w:rFonts w:ascii="Avenir Next" w:hAnsi="Avenir Next" w:cs="Avenir Next" w:eastAsia="Avenir Next"/>
                       <w:color w:val="1A1A1A"/>
-                      <w:sz w:val="19"/>
+                      <w:sz w:val="22"/>
                       <w:szCs w:val="19"/>
                     </w:rPr>
                     <w:t xml:space="preserve">open circle at 3, arrow left</w:t>
@@ -2568,25 +2569,25 @@
                       <w:rFonts w:ascii="Avenir Next" w:hAnsi="Avenir Next" w:cs="Avenir Next" w:eastAsia="Avenir Next"/>
                       <w:b/>
                       <w:color w:val="003A70"/>
+                      <w:sz w:val="22"/>
+                      <w:szCs w:val="19"/>
+                    </w:rPr>
+                    <w:t xml:space="preserve">D</w:t>
+                  </w:r>
+                  <w:r>
+                    <w:rPr>
+                      <w:rFonts w:ascii="Avenir Next" w:hAnsi="Avenir Next" w:cs="Avenir Next" w:eastAsia="Avenir Next"/>
+                      <w:color w:val="1A1A1A"/>
                       <w:sz w:val="19"/>
                       <w:szCs w:val="19"/>
                     </w:rPr>
-                    <w:t xml:space="preserve">D</w:t>
-                  </w:r>
-                  <w:r>
-                    <w:rPr>
-                      <w:rFonts w:ascii="Avenir Next" w:hAnsi="Avenir Next" w:cs="Avenir Next" w:eastAsia="Avenir Next"/>
-                      <w:color w:val="1A1A1A"/>
-                      <w:sz w:val="19"/>
-                      <w:szCs w:val="19"/>
-                    </w:rPr>
                     <w:tab/>
                   </w:r>
                   <w:r>
                     <w:rPr>
                       <w:rFonts w:ascii="Avenir Next" w:hAnsi="Avenir Next" w:cs="Avenir Next" w:eastAsia="Avenir Next"/>
                       <w:color w:val="1A1A1A"/>
-                      <w:sz w:val="19"/>
+                      <w:sz w:val="22"/>
                       <w:szCs w:val="19"/>
                     </w:rPr>
                     <w:t xml:space="preserve">closed circle at 3, arrow left</w:t>
@@ -2636,7 +2637,7 @@
         <w:rPr>
           <w:rFonts w:ascii="Avenir Next" w:hAnsi="Avenir Next" w:cs="Avenir Next" w:eastAsia="Avenir Next"/>
           <w:color w:val="1A1A1A"/>
-          <w:sz w:val="17"/>
+          <w:sz w:val="22"/>
           <w:szCs w:val="17"/>
         </w:rPr>
         <w:t xml:space="preserve">  I got it</w:t>
@@ -2654,7 +2655,7 @@
         <w:rPr>
           <w:rFonts w:ascii="Avenir Next" w:hAnsi="Avenir Next" w:cs="Avenir Next" w:eastAsia="Avenir Next"/>
           <w:color w:val="1A1A1A"/>
-          <w:sz w:val="17"/>
+          <w:sz w:val="22"/>
           <w:szCs w:val="17"/>
         </w:rPr>
         <w:t xml:space="preserve">  Almost</w:t>
@@ -2672,7 +2673,7 @@
         <w:rPr>
           <w:rFonts w:ascii="Avenir Next" w:hAnsi="Avenir Next" w:cs="Avenir Next" w:eastAsia="Avenir Next"/>
           <w:color w:val="1A1A1A"/>
-          <w:sz w:val="17"/>
+          <w:sz w:val="22"/>
           <w:szCs w:val="17"/>
         </w:rPr>
         <w:t xml:space="preserve">  I need help</w:t>
@@ -2729,7 +2730,7 @@
         <w:rPr>
           <w:rFonts w:ascii="Avenir Next" w:hAnsi="Avenir Next" w:cs="Avenir Next" w:eastAsia="Avenir Next"/>
           <w:color w:val="1A1A1A"/>
-          <w:sz w:val="18"/>
+          <w:sz w:val="22"/>
           <w:szCs w:val="18"/>
         </w:rPr>
         <w:t xml:space="preserve">Name</w:t>
@@ -2814,25 +2815,25 @@
                 <w:rFonts w:ascii="Avenir Next" w:hAnsi="Avenir Next" w:cs="Avenir Next" w:eastAsia="Avenir Next"/>
                 <w:b/>
                 <w:color w:val="1A1A1A"/>
+                <w:sz w:val="22"/>
+                <w:szCs w:val="20"/>
+              </w:rPr>
+              <w:t xml:space="preserve">1.</w:t>
+            </w:r>
+            <w:r>
+              <w:rPr>
+                <w:rFonts w:ascii="Avenir Next" w:hAnsi="Avenir Next" w:cs="Avenir Next" w:eastAsia="Avenir Next"/>
+                <w:color w:val="1A1A1A"/>
                 <w:sz w:val="20"/>
                 <w:szCs w:val="20"/>
               </w:rPr>
-              <w:t xml:space="preserve">1.</w:t>
-            </w:r>
-            <w:r>
-              <w:rPr>
-                <w:rFonts w:ascii="Avenir Next" w:hAnsi="Avenir Next" w:cs="Avenir Next" w:eastAsia="Avenir Next"/>
-                <w:color w:val="1A1A1A"/>
-                <w:sz w:val="20"/>
-                <w:szCs w:val="20"/>
-              </w:rPr>
               <w:tab/>
             </w:r>
             <w:r>
               <w:rPr>
                 <w:rFonts w:ascii="Avenir Next" w:hAnsi="Avenir Next" w:cs="Avenir Next" w:eastAsia="Avenir Next"/>
                 <w:color w:val="1A1A1A"/>
-                <w:sz w:val="20"/>
+                <w:sz w:val="22"/>
                 <w:szCs w:val="20"/>
               </w:rPr>
               <w:t xml:space="preserve">Write the inequality shown. Use </w:t>
@@ -2842,7 +2843,7 @@
                 <w:rFonts w:ascii="Avenir Next" w:hAnsi="Avenir Next" w:cs="Avenir Next" w:eastAsia="Avenir Next"/>
                 <w:i/>
                 <w:color w:val="1A1A1A"/>
-                <w:sz w:val="20"/>
+                <w:sz w:val="22"/>
                 <w:szCs w:val="20"/>
               </w:rPr>
               <w:t xml:space="preserve">x</w:t>
@@ -2851,7 +2852,7 @@
               <w:rPr>
                 <w:rFonts w:ascii="Avenir Next" w:hAnsi="Avenir Next" w:cs="Avenir Next" w:eastAsia="Avenir Next"/>
                 <w:color w:val="1A1A1A"/>
-                <w:sz w:val="20"/>
+                <w:sz w:val="22"/>
                 <w:szCs w:val="20"/>
               </w:rPr>
               <w:t xml:space="preserve">.</w:t>
@@ -2867,7 +2868,7 @@
               <w:drawing>
                 <wp:inline distT="0" distB="0" distL="0" distR="0">
                   <wp:extent cx="4206240" cy="465690"/>
-                  <wp:docPr id="2" name="Figure 2"/>
+                  <wp:docPr id="2" name="Figure 2" descr="Number line from -4 to 4, ticks every 1. Ray: from: 1; dir: left; open: False."/>
                   <a:graphic xmlns:a="http://schemas.openxmlformats.org/drawingml/2006/main">
                     <a:graphicData uri="http://schemas.openxmlformats.org/drawingml/2006/picture">
                       <pic:pic xmlns:pic="http://schemas.openxmlformats.org/drawingml/2006/picture">
@@ -2910,7 +2911,7 @@
                 <w:rFonts w:ascii="Avenir Next" w:hAnsi="Avenir Next" w:cs="Avenir Next" w:eastAsia="Avenir Next"/>
                 <w:b/>
                 <w:color w:val="1A1A1A"/>
-                <w:sz w:val="18"/>
+                <w:sz w:val="22"/>
                 <w:szCs w:val="18"/>
               </w:rPr>
               <w:t xml:space="preserve">Inequality</w:t>
@@ -2985,25 +2986,25 @@
                 <w:rFonts w:ascii="Avenir Next" w:hAnsi="Avenir Next" w:cs="Avenir Next" w:eastAsia="Avenir Next"/>
                 <w:b/>
                 <w:color w:val="1A1A1A"/>
+                <w:sz w:val="22"/>
+                <w:szCs w:val="20"/>
+              </w:rPr>
+              <w:t xml:space="preserve">2.</w:t>
+            </w:r>
+            <w:r>
+              <w:rPr>
+                <w:rFonts w:ascii="Avenir Next" w:hAnsi="Avenir Next" w:cs="Avenir Next" w:eastAsia="Avenir Next"/>
+                <w:color w:val="1A1A1A"/>
                 <w:sz w:val="20"/>
                 <w:szCs w:val="20"/>
               </w:rPr>
-              <w:t xml:space="preserve">2.</w:t>
-            </w:r>
-            <w:r>
-              <w:rPr>
-                <w:rFonts w:ascii="Avenir Next" w:hAnsi="Avenir Next" w:cs="Avenir Next" w:eastAsia="Avenir Next"/>
-                <w:color w:val="1A1A1A"/>
-                <w:sz w:val="20"/>
-                <w:szCs w:val="20"/>
-              </w:rPr>
               <w:tab/>
             </w:r>
             <w:r>
               <w:rPr>
                 <w:rFonts w:ascii="Avenir Next" w:hAnsi="Avenir Next" w:cs="Avenir Next" w:eastAsia="Avenir Next"/>
                 <w:color w:val="1A1A1A"/>
-                <w:sz w:val="20"/>
+                <w:sz w:val="22"/>
                 <w:szCs w:val="20"/>
               </w:rPr>
               <w:t xml:space="preserve">Is each number a solution of </w:t>
@@ -3013,7 +3014,7 @@
                 <w:rFonts w:ascii="Avenir Next" w:hAnsi="Avenir Next" w:cs="Avenir Next" w:eastAsia="Avenir Next"/>
                 <w:i/>
                 <w:color w:val="1A1A1A"/>
-                <w:sz w:val="20"/>
+                <w:sz w:val="22"/>
                 <w:szCs w:val="20"/>
               </w:rPr>
               <w:t xml:space="preserve">x</w:t>
@@ -3022,7 +3023,7 @@
               <w:rPr>
                 <w:rFonts w:ascii="Avenir Next" w:hAnsi="Avenir Next" w:cs="Avenir Next" w:eastAsia="Avenir Next"/>
                 <w:color w:val="1A1A1A"/>
-                <w:sz w:val="20"/>
+                <w:sz w:val="22"/>
                 <w:szCs w:val="20"/>
               </w:rPr>
               <w:t xml:space="preserve"> ≥ −2? Write yes or no.</w:t>
@@ -3077,25 +3078,25 @@
                       <w:rFonts w:ascii="Avenir Next" w:hAnsi="Avenir Next" w:cs="Avenir Next" w:eastAsia="Avenir Next"/>
                       <w:b/>
                       <w:color w:val="003A70"/>
+                      <w:sz w:val="22"/>
+                      <w:szCs w:val="20"/>
+                    </w:rPr>
+                    <w:t xml:space="preserve">a.</w:t>
+                  </w:r>
+                  <w:r>
+                    <w:rPr>
+                      <w:rFonts w:ascii="Avenir Next" w:hAnsi="Avenir Next" w:cs="Avenir Next" w:eastAsia="Avenir Next"/>
+                      <w:color w:val="1A1A1A"/>
                       <w:sz w:val="20"/>
                       <w:szCs w:val="20"/>
                     </w:rPr>
-                    <w:t xml:space="preserve">a.</w:t>
-                  </w:r>
-                  <w:r>
-                    <w:rPr>
-                      <w:rFonts w:ascii="Avenir Next" w:hAnsi="Avenir Next" w:cs="Avenir Next" w:eastAsia="Avenir Next"/>
-                      <w:color w:val="1A1A1A"/>
-                      <w:sz w:val="20"/>
-                      <w:szCs w:val="20"/>
-                    </w:rPr>
                     <w:tab/>
                   </w:r>
                   <w:r>
                     <w:rPr>
                       <w:rFonts w:ascii="Avenir Next" w:hAnsi="Avenir Next" w:cs="Avenir Next" w:eastAsia="Avenir Next"/>
                       <w:color w:val="1A1A1A"/>
-                      <w:sz w:val="20"/>
+                      <w:sz w:val="22"/>
                       <w:szCs w:val="20"/>
                     </w:rPr>
                     <w:t xml:space="preserve">−2</w:t>
@@ -3139,25 +3140,25 @@
                       <w:rFonts w:ascii="Avenir Next" w:hAnsi="Avenir Next" w:cs="Avenir Next" w:eastAsia="Avenir Next"/>
                       <w:b/>
                       <w:color w:val="003A70"/>
+                      <w:sz w:val="22"/>
+                      <w:szCs w:val="20"/>
+                    </w:rPr>
+                    <w:t xml:space="preserve">b.</w:t>
+                  </w:r>
+                  <w:r>
+                    <w:rPr>
+                      <w:rFonts w:ascii="Avenir Next" w:hAnsi="Avenir Next" w:cs="Avenir Next" w:eastAsia="Avenir Next"/>
+                      <w:color w:val="1A1A1A"/>
                       <w:sz w:val="20"/>
                       <w:szCs w:val="20"/>
                     </w:rPr>
-                    <w:t xml:space="preserve">b.</w:t>
-                  </w:r>
-                  <w:r>
-                    <w:rPr>
-                      <w:rFonts w:ascii="Avenir Next" w:hAnsi="Avenir Next" w:cs="Avenir Next" w:eastAsia="Avenir Next"/>
-                      <w:color w:val="1A1A1A"/>
-                      <w:sz w:val="20"/>
-                      <w:szCs w:val="20"/>
-                    </w:rPr>
                     <w:tab/>
                   </w:r>
                   <w:r>
                     <w:rPr>
                       <w:rFonts w:ascii="Avenir Next" w:hAnsi="Avenir Next" w:cs="Avenir Next" w:eastAsia="Avenir Next"/>
                       <w:color w:val="1A1A1A"/>
-                      <w:sz w:val="20"/>
+                      <w:sz w:val="22"/>
                       <w:szCs w:val="20"/>
                     </w:rPr>
                     <w:t xml:space="preserve">−3</w:t>
@@ -3250,25 +3251,25 @@
                 <w:rFonts w:ascii="Avenir Next" w:hAnsi="Avenir Next" w:cs="Avenir Next" w:eastAsia="Avenir Next"/>
                 <w:b/>
                 <w:color w:val="1A1A1A"/>
+                <w:sz w:val="22"/>
+                <w:szCs w:val="20"/>
+              </w:rPr>
+              <w:t xml:space="preserve">3.</w:t>
+            </w:r>
+            <w:r>
+              <w:rPr>
+                <w:rFonts w:ascii="Avenir Next" w:hAnsi="Avenir Next" w:cs="Avenir Next" w:eastAsia="Avenir Next"/>
+                <w:color w:val="1A1A1A"/>
                 <w:sz w:val="20"/>
                 <w:szCs w:val="20"/>
               </w:rPr>
-              <w:t xml:space="preserve">3.</w:t>
-            </w:r>
-            <w:r>
-              <w:rPr>
-                <w:rFonts w:ascii="Avenir Next" w:hAnsi="Avenir Next" w:cs="Avenir Next" w:eastAsia="Avenir Next"/>
-                <w:color w:val="1A1A1A"/>
-                <w:sz w:val="20"/>
-                <w:szCs w:val="20"/>
-              </w:rPr>
               <w:tab/>
             </w:r>
             <w:r>
               <w:rPr>
                 <w:rFonts w:ascii="Avenir Next" w:hAnsi="Avenir Next" w:cs="Avenir Next" w:eastAsia="Avenir Next"/>
                 <w:color w:val="1A1A1A"/>
-                <w:sz w:val="20"/>
+                <w:sz w:val="22"/>
                 <w:szCs w:val="20"/>
               </w:rPr>
               <w:t xml:space="preserve">Which graph shows </w:t>
@@ -3278,7 +3279,7 @@
                 <w:rFonts w:ascii="Avenir Next" w:hAnsi="Avenir Next" w:cs="Avenir Next" w:eastAsia="Avenir Next"/>
                 <w:i/>
                 <w:color w:val="1A1A1A"/>
-                <w:sz w:val="20"/>
+                <w:sz w:val="22"/>
                 <w:szCs w:val="20"/>
               </w:rPr>
               <w:t xml:space="preserve">x</w:t>
@@ -3287,7 +3288,7 @@
               <w:rPr>
                 <w:rFonts w:ascii="Avenir Next" w:hAnsi="Avenir Next" w:cs="Avenir Next" w:eastAsia="Avenir Next"/>
                 <w:color w:val="1A1A1A"/>
-                <w:sz w:val="20"/>
+                <w:sz w:val="22"/>
                 <w:szCs w:val="20"/>
               </w:rPr>
               <w:t xml:space="preserve"> &gt; 3?</w:t>
@@ -3341,25 +3342,25 @@
                       <w:rFonts w:ascii="Avenir Next" w:hAnsi="Avenir Next" w:cs="Avenir Next" w:eastAsia="Avenir Next"/>
                       <w:b/>
                       <w:color w:val="003A70"/>
+                      <w:sz w:val="22"/>
+                      <w:szCs w:val="19"/>
+                    </w:rPr>
+                    <w:t xml:space="preserve">A</w:t>
+                  </w:r>
+                  <w:r>
+                    <w:rPr>
+                      <w:rFonts w:ascii="Avenir Next" w:hAnsi="Avenir Next" w:cs="Avenir Next" w:eastAsia="Avenir Next"/>
+                      <w:color w:val="1A1A1A"/>
                       <w:sz w:val="19"/>
                       <w:szCs w:val="19"/>
                     </w:rPr>
-                    <w:t xml:space="preserve">A</w:t>
-                  </w:r>
-                  <w:r>
-                    <w:rPr>
-                      <w:rFonts w:ascii="Avenir Next" w:hAnsi="Avenir Next" w:cs="Avenir Next" w:eastAsia="Avenir Next"/>
-                      <w:color w:val="1A1A1A"/>
-                      <w:sz w:val="19"/>
-                      <w:szCs w:val="19"/>
-                    </w:rPr>
                     <w:tab/>
                   </w:r>
                   <w:r>
                     <w:rPr>
                       <w:rFonts w:ascii="Avenir Next" w:hAnsi="Avenir Next" w:cs="Avenir Next" w:eastAsia="Avenir Next"/>
                       <w:color w:val="1A1A1A"/>
-                      <w:sz w:val="19"/>
+                      <w:sz w:val="22"/>
                       <w:szCs w:val="19"/>
                     </w:rPr>
                     <w:t xml:space="preserve">open circle at 3, arrow right</w:t>
@@ -3384,25 +3385,25 @@
                       <w:rFonts w:ascii="Avenir Next" w:hAnsi="Avenir Next" w:cs="Avenir Next" w:eastAsia="Avenir Next"/>
                       <w:b/>
                       <w:color w:val="003A70"/>
+                      <w:sz w:val="22"/>
+                      <w:szCs w:val="19"/>
+                    </w:rPr>
+                    <w:t xml:space="preserve">B</w:t>
+                  </w:r>
+                  <w:r>
+                    <w:rPr>
+                      <w:rFonts w:ascii="Avenir Next" w:hAnsi="Avenir Next" w:cs="Avenir Next" w:eastAsia="Avenir Next"/>
+                      <w:color w:val="1A1A1A"/>
                       <w:sz w:val="19"/>
                       <w:szCs w:val="19"/>
                     </w:rPr>
-                    <w:t xml:space="preserve">B</w:t>
-                  </w:r>
-                  <w:r>
-                    <w:rPr>
-                      <w:rFonts w:ascii="Avenir Next" w:hAnsi="Avenir Next" w:cs="Avenir Next" w:eastAsia="Avenir Next"/>
-                      <w:color w:val="1A1A1A"/>
-                      <w:sz w:val="19"/>
-                      <w:szCs w:val="19"/>
-                    </w:rPr>
                     <w:tab/>
                   </w:r>
                   <w:r>
                     <w:rPr>
                       <w:rFonts w:ascii="Avenir Next" w:hAnsi="Avenir Next" w:cs="Avenir Next" w:eastAsia="Avenir Next"/>
                       <w:color w:val="1A1A1A"/>
-                      <w:sz w:val="19"/>
+                      <w:sz w:val="22"/>
                       <w:szCs w:val="19"/>
                     </w:rPr>
                     <w:t xml:space="preserve">closed circle at 3, arrow right</w:t>
@@ -3432,25 +3433,25 @@
                       <w:rFonts w:ascii="Avenir Next" w:hAnsi="Avenir Next" w:cs="Avenir Next" w:eastAsia="Avenir Next"/>
                       <w:b/>
                       <w:color w:val="003A70"/>
+                      <w:sz w:val="22"/>
+                      <w:szCs w:val="19"/>
+                    </w:rPr>
+                    <w:t xml:space="preserve">C</w:t>
+                  </w:r>
+                  <w:r>
+                    <w:rPr>
+                      <w:rFonts w:ascii="Avenir Next" w:hAnsi="Avenir Next" w:cs="Avenir Next" w:eastAsia="Avenir Next"/>
+                      <w:color w:val="1A1A1A"/>
                       <w:sz w:val="19"/>
                       <w:szCs w:val="19"/>
                     </w:rPr>
-                    <w:t xml:space="preserve">C</w:t>
-                  </w:r>
-                  <w:r>
-                    <w:rPr>
-                      <w:rFonts w:ascii="Avenir Next" w:hAnsi="Avenir Next" w:cs="Avenir Next" w:eastAsia="Avenir Next"/>
-                      <w:color w:val="1A1A1A"/>
-                      <w:sz w:val="19"/>
-                      <w:szCs w:val="19"/>
-                    </w:rPr>
                     <w:tab/>
                   </w:r>
                   <w:r>
                     <w:rPr>
                       <w:rFonts w:ascii="Avenir Next" w:hAnsi="Avenir Next" w:cs="Avenir Next" w:eastAsia="Avenir Next"/>
                       <w:color w:val="1A1A1A"/>
-                      <w:sz w:val="19"/>
+                      <w:sz w:val="22"/>
                       <w:szCs w:val="19"/>
                     </w:rPr>
                     <w:t xml:space="preserve">open circle at 3, arrow left</w:t>
@@ -3475,25 +3476,25 @@
                       <w:rFonts w:ascii="Avenir Next" w:hAnsi="Avenir Next" w:cs="Avenir Next" w:eastAsia="Avenir Next"/>
                       <w:b/>
                       <w:color w:val="003A70"/>
+                      <w:sz w:val="22"/>
+                      <w:szCs w:val="19"/>
+                    </w:rPr>
+                    <w:t xml:space="preserve">D</w:t>
+                  </w:r>
+                  <w:r>
+                    <w:rPr>
+                      <w:rFonts w:ascii="Avenir Next" w:hAnsi="Avenir Next" w:cs="Avenir Next" w:eastAsia="Avenir Next"/>
+                      <w:color w:val="1A1A1A"/>
                       <w:sz w:val="19"/>
                       <w:szCs w:val="19"/>
                     </w:rPr>
-                    <w:t xml:space="preserve">D</w:t>
-                  </w:r>
-                  <w:r>
-                    <w:rPr>
-                      <w:rFonts w:ascii="Avenir Next" w:hAnsi="Avenir Next" w:cs="Avenir Next" w:eastAsia="Avenir Next"/>
-                      <w:color w:val="1A1A1A"/>
-                      <w:sz w:val="19"/>
-                      <w:szCs w:val="19"/>
-                    </w:rPr>
                     <w:tab/>
                   </w:r>
                   <w:r>
                     <w:rPr>
                       <w:rFonts w:ascii="Avenir Next" w:hAnsi="Avenir Next" w:cs="Avenir Next" w:eastAsia="Avenir Next"/>
                       <w:color w:val="1A1A1A"/>
-                      <w:sz w:val="19"/>
+                      <w:sz w:val="22"/>
                       <w:szCs w:val="19"/>
                     </w:rPr>
                     <w:t xml:space="preserve">closed circle at 3, arrow left</w:t>
@@ -3543,7 +3544,7 @@
         <w:rPr>
           <w:rFonts w:ascii="Avenir Next" w:hAnsi="Avenir Next" w:cs="Avenir Next" w:eastAsia="Avenir Next"/>
           <w:color w:val="1A1A1A"/>
-          <w:sz w:val="17"/>
+          <w:sz w:val="22"/>
           <w:szCs w:val="17"/>
         </w:rPr>
         <w:t xml:space="preserve">  I got it</w:t>
@@ -3561,7 +3562,7 @@
         <w:rPr>
           <w:rFonts w:ascii="Avenir Next" w:hAnsi="Avenir Next" w:cs="Avenir Next" w:eastAsia="Avenir Next"/>
           <w:color w:val="1A1A1A"/>
-          <w:sz w:val="17"/>
+          <w:sz w:val="22"/>
           <w:szCs w:val="17"/>
         </w:rPr>
         <w:t xml:space="preserve">  Almost</w:t>
@@ -3579,7 +3580,7 @@
         <w:rPr>
           <w:rFonts w:ascii="Avenir Next" w:hAnsi="Avenir Next" w:cs="Avenir Next" w:eastAsia="Avenir Next"/>
           <w:color w:val="1A1A1A"/>
-          <w:sz w:val="17"/>
+          <w:sz w:val="22"/>
           <w:szCs w:val="17"/>
         </w:rPr>
         <w:t xml:space="preserve">  I need help</w:t>
@@ -3673,7 +3674,106 @@
               <w:sz w:val="15"/>
               <w:szCs w:val="15"/>
             </w:rPr>
-            <w:t xml:space="preserve">Lesson 8-4  ·  Exit Tickets  ·  two per page</w:t>
+            <w:t xml:space="preserve">8-4 · Page </w:t>
+          </w:r>
+          <w:r>
+            <w:rPr>
+              <w:rFonts w:ascii="Avenir Next" w:hAnsi="Avenir Next" w:cs="Avenir Next" w:eastAsia="Avenir Next"/>
+              <w:color w:val="5A5F66"/>
+              <w:sz w:val="15"/>
+              <w:szCs w:val="15"/>
+            </w:rPr>
+            <w:fldChar w:fldCharType="begin"/>
+          </w:r>
+          <w:r>
+            <w:rPr>
+              <w:rFonts w:ascii="Avenir Next" w:hAnsi="Avenir Next" w:cs="Avenir Next" w:eastAsia="Avenir Next"/>
+              <w:color w:val="5A5F66"/>
+              <w:sz w:val="15"/>
+              <w:szCs w:val="15"/>
+            </w:rPr>
+            <w:instrText xml:space="preserve"> PAGE </w:instrText>
+          </w:r>
+          <w:r>
+            <w:rPr>
+              <w:rFonts w:ascii="Avenir Next" w:hAnsi="Avenir Next" w:cs="Avenir Next" w:eastAsia="Avenir Next"/>
+              <w:color w:val="5A5F66"/>
+              <w:sz w:val="15"/>
+              <w:szCs w:val="15"/>
+            </w:rPr>
+            <w:fldChar w:fldCharType="separate"/>
+          </w:r>
+          <w:r>
+            <w:rPr>
+              <w:rFonts w:ascii="Avenir Next" w:hAnsi="Avenir Next" w:cs="Avenir Next" w:eastAsia="Avenir Next"/>
+              <w:color w:val="5A5F66"/>
+              <w:sz w:val="15"/>
+              <w:szCs w:val="15"/>
+            </w:rPr>
+            <w:t xml:space="preserve">1</w:t>
+          </w:r>
+          <w:r>
+            <w:rPr>
+              <w:rFonts w:ascii="Avenir Next" w:hAnsi="Avenir Next" w:cs="Avenir Next" w:eastAsia="Avenir Next"/>
+              <w:color w:val="5A5F66"/>
+              <w:sz w:val="15"/>
+              <w:szCs w:val="15"/>
+            </w:rPr>
+            <w:fldChar w:fldCharType="end"/>
+          </w:r>
+          <w:r>
+            <w:rPr>
+              <w:rFonts w:ascii="Avenir Next" w:hAnsi="Avenir Next" w:cs="Avenir Next" w:eastAsia="Avenir Next"/>
+              <w:color w:val="5A5F66"/>
+              <w:sz w:val="15"/>
+              <w:szCs w:val="15"/>
+            </w:rPr>
+            <w:t xml:space="preserve"> of </w:t>
+          </w:r>
+          <w:r>
+            <w:rPr>
+              <w:rFonts w:ascii="Avenir Next" w:hAnsi="Avenir Next" w:cs="Avenir Next" w:eastAsia="Avenir Next"/>
+              <w:color w:val="5A5F66"/>
+              <w:sz w:val="15"/>
+              <w:szCs w:val="15"/>
+            </w:rPr>
+            <w:fldChar w:fldCharType="begin"/>
+          </w:r>
+          <w:r>
+            <w:rPr>
+              <w:rFonts w:ascii="Avenir Next" w:hAnsi="Avenir Next" w:cs="Avenir Next" w:eastAsia="Avenir Next"/>
+              <w:color w:val="5A5F66"/>
+              <w:sz w:val="15"/>
+              <w:szCs w:val="15"/>
+            </w:rPr>
+            <w:instrText xml:space="preserve"> NUMPAGES </w:instrText>
+          </w:r>
+          <w:r>
+            <w:rPr>
+              <w:rFonts w:ascii="Avenir Next" w:hAnsi="Avenir Next" w:cs="Avenir Next" w:eastAsia="Avenir Next"/>
+              <w:color w:val="5A5F66"/>
+              <w:sz w:val="15"/>
+              <w:szCs w:val="15"/>
+            </w:rPr>
+            <w:fldChar w:fldCharType="separate"/>
+          </w:r>
+          <w:r>
+            <w:rPr>
+              <w:rFonts w:ascii="Avenir Next" w:hAnsi="Avenir Next" w:cs="Avenir Next" w:eastAsia="Avenir Next"/>
+              <w:color w:val="5A5F66"/>
+              <w:sz w:val="15"/>
+              <w:szCs w:val="15"/>
+            </w:rPr>
+            <w:t xml:space="preserve">1</w:t>
+          </w:r>
+          <w:r>
+            <w:rPr>
+              <w:rFonts w:ascii="Avenir Next" w:hAnsi="Avenir Next" w:cs="Avenir Next" w:eastAsia="Avenir Next"/>
+              <w:color w:val="5A5F66"/>
+              <w:sz w:val="15"/>
+              <w:szCs w:val="15"/>
+            </w:rPr>
+            <w:fldChar w:fldCharType="end"/>
           </w:r>
         </w:p>
       </w:tc>
@@ -3716,5 +3816,23 @@
       </w:tblCellMar>
     </w:tblPr>
   </w:style>
+  <w:style w:type="paragraph" w:styleId="Heading1">
+    <w:name w:val="heading 1"/>
+    <w:basedOn w:val="Normal"/>
+    <w:pPr>
+      <w:outlineLvl w:val="0"/>
+      <w:keepNext w:val="0"/>
+      <w:keepLines w:val="0"/>
+    </w:pPr>
+  </w:style>
+  <w:style w:type="paragraph" w:styleId="Heading2">
+    <w:name w:val="heading 2"/>
+    <w:basedOn w:val="Normal"/>
+    <w:pPr>
+      <w:outlineLvl w:val="1"/>
+      <w:keepNext w:val="0"/>
+      <w:keepLines w:val="0"/>
+    </w:pPr>
+  </w:style>
 </w:styles>
 </file>